--- a/MAU BB TO TUNG/KHAM XET/3.1. Biên bản mở niêm phong đồ vật, tài liệu bị tạm giữ 151-128.docx
+++ b/MAU BB TO TUNG/KHAM XET/3.1. Biên bản mở niêm phong đồ vật, tài liệu bị tạm giữ 151-128.docx
@@ -1089,14 +1089,10 @@
       <w:r>
         <w:rPr>
           <w:spacing w:val="-2"/>
-        </w:rPr>
-        <w:t>{doituong1_ly_lich_gon}</w:t>
-      </w:r>
-      <w:r>
-        <w:rPr>
-          <w:spacing w:val="-2"/>
-        </w:rPr>
-        <w:t xml:space="preserve"> </w:t>
+          <w:sz w:val="28"/>
+          <w:szCs w:val="28"/>
+        </w:rPr>
+        <w:t xml:space="preserve">{doituong1_ly_lich_gon} </w:t>
       </w:r>
       <w:r>
         <w:rPr>
@@ -1173,13 +1169,7 @@
         <w:rPr>
           <w:noProof/>
         </w:rPr>
-        <w:t>“</w:t>
-      </w:r>
-      <w:r>
-        <w:rPr>
-          <w:noProof/>
-        </w:rPr>
-        <w:t>{hanh_vi_vi_pham}</w:t>
+        <w:t>“{hanh_vi_vi_pham}</w:t>
       </w:r>
       <w:r>
         <w:rPr>
@@ -1200,21 +1190,7 @@
           <w:rFonts w:eastAsia="Times New Roman"/>
           <w:spacing w:val="-2"/>
         </w:rPr>
-        <w:t xml:space="preserve">tại </w:t>
-      </w:r>
-      <w:r>
-        <w:rPr>
-          <w:rFonts w:eastAsia="Times New Roman"/>
-          <w:spacing w:val="-2"/>
-        </w:rPr>
-        <w:t>{noi_xay_ra}</w:t>
-      </w:r>
-      <w:r>
-        <w:rPr>
-          <w:rFonts w:eastAsia="Times New Roman"/>
-          <w:spacing w:val="-2"/>
-        </w:rPr>
-        <w:t>.</w:t>
+        <w:t>tại {noi_xay_ra}.</w:t>
       </w:r>
     </w:p>
     <w:p>
@@ -1334,14 +1310,7 @@
           <w:rFonts w:eastAsia="Times New Roman"/>
           <w:spacing w:val="-2"/>
         </w:rPr>
-        <w:t>{doituong1_ho_va_ten}</w:t>
-      </w:r>
-      <w:r>
-        <w:rPr>
-          <w:rFonts w:eastAsia="Times New Roman"/>
-          <w:spacing w:val="-2"/>
-        </w:rPr>
-        <w:t xml:space="preserve"> </w:t>
+        <w:t xml:space="preserve">{doituong1_ho_va_ten} </w:t>
       </w:r>
       <w:r>
         <w:rPr>
@@ -1411,14 +1380,7 @@
           <w:rFonts w:eastAsia="Times New Roman"/>
           <w:color w:val="0F172A"/>
         </w:rPr>
-        <w:t xml:space="preserve">         </w:t>
-      </w:r>
-      <w:r>
-        <w:rPr>
-          <w:rFonts w:eastAsia="Times New Roman"/>
-          <w:color w:val="0F172A"/>
-        </w:rPr>
-        <w:t>{doituong1_tam_giu_sau_kham_xet}</w:t>
+        <w:t xml:space="preserve">         {doituong1_tam_giu_sau_kham_xet}</w:t>
       </w:r>
     </w:p>
     <w:p>

--- a/MAU BB TO TUNG/KHAM XET/3.1. Biên bản mở niêm phong đồ vật, tài liệu bị tạm giữ 151-128.docx
+++ b/MAU BB TO TUNG/KHAM XET/3.1. Biên bản mở niêm phong đồ vật, tài liệu bị tạm giữ 151-128.docx
@@ -1169,28 +1169,38 @@
         <w:rPr>
           <w:noProof/>
         </w:rPr>
-        <w:t>“{hanh_vi_vi_pham}</w:t>
+        <w:t>{</w:t>
+      </w:r>
+      <w:r>
+        <w:rPr>
+          <w:noProof/>
+        </w:rPr>
+        <w:t>ghi</w:t>
+      </w:r>
+      <w:r>
+        <w:rPr>
+          <w:noProof/>
+        </w:rPr>
+        <w:t>_</w:t>
+      </w:r>
+      <w:r>
+        <w:rPr>
+          <w:noProof/>
+        </w:rPr>
+        <w:t>chu</w:t>
+      </w:r>
+      <w:r>
+        <w:rPr>
+          <w:noProof/>
+        </w:rPr>
+        <w:t>}</w:t>
       </w:r>
       <w:r>
         <w:rPr>
           <w:rFonts w:eastAsia="Times New Roman"/>
           <w:spacing w:val="-2"/>
         </w:rPr>
-        <w:t xml:space="preserve">” do công an phường Tân Bình phát hiện ngày </w:t>
-      </w:r>
-      <w:r>
-        <w:rPr>
-          <w:rFonts w:eastAsia="Times New Roman"/>
-          <w:spacing w:val="-2"/>
-        </w:rPr>
-        <w:t xml:space="preserve">{ngay_xay_ra_short} </w:t>
-      </w:r>
-      <w:r>
-        <w:rPr>
-          <w:rFonts w:eastAsia="Times New Roman"/>
-          <w:spacing w:val="-2"/>
-        </w:rPr>
-        <w:t>tại {noi_xay_ra}.</w:t>
+        <w:t>.</w:t>
       </w:r>
     </w:p>
     <w:p>
